--- a/docs/internal/dataflow/04-handoff-flow.docx
+++ b/docs/internal/dataflow/04-handoff-flow.docx
@@ -36,7 +36,7 @@
         <w:t xml:space="preserve">버전</w:t>
       </w:r>
       <w:r>
-        <w:t xml:space="preserve">: v1.0</w:t>
+        <w:t xml:space="preserve">: v1.1</w:t>
       </w:r>
       <w:r>
         <w:br/>
@@ -59,10 +59,10 @@
           <w:bCs/>
           <w:b/>
         </w:rPr>
-        <w:t xml:space="preserve">작성자</w:t>
-      </w:r>
-      <w:r>
-        <w:t xml:space="preserve">: AI 분석 (GenSpark)</w:t>
+        <w:t xml:space="preserve">최종 수정</w:t>
+      </w:r>
+      <w:r>
+        <w:t xml:space="preserve">: 2026-05-11</w:t>
       </w:r>
       <w:r>
         <w:br/>
@@ -72,10 +72,59 @@
           <w:bCs/>
           <w:b/>
         </w:rPr>
+        <w:t xml:space="preserve">작성자</w:t>
+      </w:r>
+      <w:r>
+        <w:t xml:space="preserve">: AI 분석 (GenSpark)</w:t>
+      </w:r>
+      <w:r>
+        <w:br/>
+      </w:r>
+      <w:r>
+        <w:rPr>
+          <w:bCs/>
+          <w:b/>
+        </w:rPr>
         <w:t xml:space="preserve">대상 독자</w:t>
       </w:r>
       <w:r>
         <w:t xml:space="preserve">: 개발팀, 기관 연동 담당자, 보안팀</w:t>
+      </w:r>
+    </w:p>
+    <w:p>
+      <w:pPr>
+        <w:pStyle w:val="BlockText"/>
+      </w:pPr>
+      <w:r>
+        <w:rPr>
+          <w:bCs/>
+          <w:b/>
+        </w:rPr>
+        <w:t xml:space="preserve">변경 이력</w:t>
+      </w:r>
+    </w:p>
+    <w:p>
+      <w:pPr>
+        <w:numPr>
+          <w:ilvl w:val="0"/>
+          <w:numId w:val="1001"/>
+        </w:numPr>
+        <w:pStyle w:val="Compact"/>
+      </w:pPr>
+      <w:r>
+        <w:t xml:space="preserve">v1.0 (2026-05-11): 최초 작성</w:t>
+      </w:r>
+    </w:p>
+    <w:p>
+      <w:pPr>
+        <w:numPr>
+          <w:ilvl w:val="0"/>
+          <w:numId w:val="1001"/>
+        </w:numPr>
+        <w:pStyle w:val="Compact"/>
+      </w:pPr>
+      <w:r>
+        <w:t xml:space="preserve">v1.1 (2026-05-11): ASCII 다이어그램 → Mermaid 변환 (Overview/Issue/Verify 3개), 연동 전략 패턴 flowchart 추가, 보안 메커니즘 통합 표</w:t>
       </w:r>
     </w:p>
     <w:p>
@@ -98,7 +147,7 @@
       <w:pPr>
         <w:numPr>
           <w:ilvl w:val="0"/>
-          <w:numId w:val="1001"/>
+          <w:numId w:val="1002"/>
         </w:numPr>
         <w:pStyle w:val="Compact"/>
       </w:pPr>
@@ -115,7 +164,7 @@
       <w:pPr>
         <w:numPr>
           <w:ilvl w:val="0"/>
-          <w:numId w:val="1001"/>
+          <w:numId w:val="1002"/>
         </w:numPr>
         <w:pStyle w:val="Compact"/>
       </w:pPr>
@@ -132,7 +181,7 @@
       <w:pPr>
         <w:numPr>
           <w:ilvl w:val="0"/>
-          <w:numId w:val="1001"/>
+          <w:numId w:val="1002"/>
         </w:numPr>
         <w:pStyle w:val="Compact"/>
       </w:pPr>
@@ -149,7 +198,7 @@
       <w:pPr>
         <w:numPr>
           <w:ilvl w:val="0"/>
-          <w:numId w:val="1001"/>
+          <w:numId w:val="1002"/>
         </w:numPr>
         <w:pStyle w:val="Compact"/>
       </w:pPr>
@@ -166,7 +215,7 @@
       <w:pPr>
         <w:numPr>
           <w:ilvl w:val="0"/>
-          <w:numId w:val="1001"/>
+          <w:numId w:val="1002"/>
         </w:numPr>
         <w:pStyle w:val="Compact"/>
       </w:pPr>
@@ -183,7 +232,7 @@
       <w:pPr>
         <w:numPr>
           <w:ilvl w:val="0"/>
-          <w:numId w:val="1001"/>
+          <w:numId w:val="1002"/>
         </w:numPr>
         <w:pStyle w:val="Compact"/>
       </w:pPr>
@@ -200,7 +249,7 @@
       <w:pPr>
         <w:numPr>
           <w:ilvl w:val="0"/>
-          <w:numId w:val="1001"/>
+          <w:numId w:val="1002"/>
         </w:numPr>
         <w:pStyle w:val="Compact"/>
       </w:pPr>
@@ -217,7 +266,7 @@
       <w:pPr>
         <w:numPr>
           <w:ilvl w:val="0"/>
-          <w:numId w:val="1001"/>
+          <w:numId w:val="1002"/>
         </w:numPr>
         <w:pStyle w:val="Compact"/>
       </w:pPr>
@@ -234,7 +283,7 @@
       <w:pPr>
         <w:numPr>
           <w:ilvl w:val="0"/>
-          <w:numId w:val="1001"/>
+          <w:numId w:val="1002"/>
         </w:numPr>
         <w:pStyle w:val="Compact"/>
       </w:pPr>
@@ -251,7 +300,7 @@
       <w:pPr>
         <w:numPr>
           <w:ilvl w:val="0"/>
-          <w:numId w:val="1001"/>
+          <w:numId w:val="1002"/>
         </w:numPr>
         <w:pStyle w:val="Compact"/>
       </w:pPr>
@@ -268,7 +317,7 @@
       <w:pPr>
         <w:numPr>
           <w:ilvl w:val="0"/>
-          <w:numId w:val="1001"/>
+          <w:numId w:val="1002"/>
         </w:numPr>
         <w:pStyle w:val="Compact"/>
       </w:pPr>
@@ -289,7 +338,7 @@
       </w:r>
     </w:p>
     <w:bookmarkEnd w:id="20"/>
-    <w:bookmarkStart w:id="22" w:name="handoff-아키텍처-개요"/>
+    <w:bookmarkStart w:id="22" w:name="X5b4c6e7acbfd4e8ae3c82f3252688f46141162b"/>
     <w:p>
       <w:pPr>
         <w:pStyle w:val="Heading2"/>
@@ -321,367 +370,157 @@
         <w:rPr>
           <w:rStyle w:val="VerbatimChar"/>
         </w:rPr>
-        <w:t xml:space="preserve">┌─────────────────────────────────────────────────────────────┐</w:t>
-      </w:r>
-      <w:r>
-        <w:br/>
-      </w:r>
-      <w:r>
-        <w:rPr>
-          <w:rStyle w:val="VerbatimChar"/>
-        </w:rPr>
-        <w:t xml:space="preserve">│                     Handoff 흐름 개요                         │</w:t>
-      </w:r>
-      <w:r>
-        <w:br/>
-      </w:r>
-      <w:r>
-        <w:rPr>
-          <w:rStyle w:val="VerbatimChar"/>
-        </w:rPr>
-        <w:t xml:space="preserve">│                                                               │</w:t>
-      </w:r>
-      <w:r>
-        <w:br/>
-      </w:r>
-      <w:r>
-        <w:rPr>
-          <w:rStyle w:val="VerbatimChar"/>
-        </w:rPr>
-        <w:t xml:space="preserve">│  사용자 브라우저                                              │</w:t>
-      </w:r>
-      <w:r>
-        <w:br/>
-      </w:r>
-      <w:r>
-        <w:rPr>
-          <w:rStyle w:val="VerbatimChar"/>
-        </w:rPr>
-        <w:t xml:space="preserve">│       │                                                       │</w:t>
-      </w:r>
-      <w:r>
-        <w:br/>
-      </w:r>
-      <w:r>
-        <w:rPr>
-          <w:rStyle w:val="VerbatimChar"/>
-        </w:rPr>
-        <w:t xml:space="preserve">│       │ 1) 기관 서비스 이용 클릭                              │</w:t>
-      </w:r>
-      <w:r>
-        <w:br/>
-      </w:r>
-      <w:r>
-        <w:rPr>
-          <w:rStyle w:val="VerbatimChar"/>
-        </w:rPr>
-        <w:t xml:space="preserve">│       ▼                                                       │</w:t>
-      </w:r>
-      <w:r>
-        <w:br/>
-      </w:r>
-      <w:r>
-        <w:rPr>
-          <w:rStyle w:val="VerbatimChar"/>
-        </w:rPr>
-        <w:t xml:space="preserve">│  [FE / onepass-fe]                                           │</w:t>
-      </w:r>
-      <w:r>
-        <w:br/>
-      </w:r>
-      <w:r>
-        <w:rPr>
-          <w:rStyle w:val="VerbatimChar"/>
-        </w:rPr>
-        <w:t xml:space="preserve">│       │                                                       │</w:t>
-      </w:r>
-      <w:r>
-        <w:br/>
-      </w:r>
-      <w:r>
-        <w:rPr>
-          <w:rStyle w:val="VerbatimChar"/>
-        </w:rPr>
-        <w:t xml:space="preserve">│       │ POST /api/v1/handoff/issue (Idempotency-Key 포함)    │</w:t>
-      </w:r>
-      <w:r>
-        <w:br/>
-      </w:r>
-      <w:r>
-        <w:rPr>
-          <w:rStyle w:val="VerbatimChar"/>
-        </w:rPr>
-        <w:t xml:space="preserve">│       ▼                                                       │</w:t>
-      </w:r>
-      <w:r>
-        <w:br/>
-      </w:r>
-      <w:r>
-        <w:rPr>
-          <w:rStyle w:val="VerbatimChar"/>
-        </w:rPr>
-        <w:t xml:space="preserve">│  [ido] HandoffController                                      │</w:t>
-      </w:r>
-      <w:r>
-        <w:br/>
-      </w:r>
-      <w:r>
-        <w:rPr>
-          <w:rStyle w:val="VerbatimChar"/>
-        </w:rPr>
-        <w:t xml:space="preserve">│       │                                                       │</w:t>
-      </w:r>
-      <w:r>
-        <w:br/>
-      </w:r>
-      <w:r>
-        <w:rPr>
-          <w:rStyle w:val="VerbatimChar"/>
-        </w:rPr>
-        <w:t xml:space="preserve">│       │ - 기관 검증 (AgencyMeta)                             │</w:t>
-      </w:r>
-      <w:r>
-        <w:br/>
-      </w:r>
-      <w:r>
-        <w:rPr>
-          <w:rStyle w:val="VerbatimChar"/>
-        </w:rPr>
-        <w:t xml:space="preserve">│       │ - Rate Limiting 검증                                  │</w:t>
-      </w:r>
-      <w:r>
-        <w:br/>
-      </w:r>
-      <w:r>
-        <w:rPr>
-          <w:rStyle w:val="VerbatimChar"/>
-        </w:rPr>
-        <w:t xml:space="preserve">│       │ - Callback URL 화이트리스트 검증                      │</w:t>
-      </w:r>
-      <w:r>
-        <w:br/>
-      </w:r>
-      <w:r>
-        <w:rPr>
-          <w:rStyle w:val="VerbatimChar"/>
-        </w:rPr>
-        <w:t xml:space="preserve">│       │ - 인증수준 검증                                       │</w:t>
-      </w:r>
-      <w:r>
-        <w:br/>
-      </w:r>
-      <w:r>
-        <w:rPr>
-          <w:rStyle w:val="VerbatimChar"/>
-        </w:rPr>
-        <w:t xml:space="preserve">│       │ - Q-IM 사용자 상태 확인                               │</w:t>
-      </w:r>
-      <w:r>
-        <w:br/>
-      </w:r>
-      <w:r>
-        <w:rPr>
-          <w:rStyle w:val="VerbatimChar"/>
-        </w:rPr>
-        <w:t xml:space="preserve">│       │ - AES-256-GCM 암호화 + HMAC-SHA256 서명              │</w:t>
-      </w:r>
-      <w:r>
-        <w:br/>
-      </w:r>
-      <w:r>
-        <w:rPr>
-          <w:rStyle w:val="VerbatimChar"/>
-        </w:rPr>
-        <w:t xml:space="preserve">│       │ - DB 저장 + Kafka 이벤트                             │</w:t>
-      </w:r>
-      <w:r>
-        <w:br/>
-      </w:r>
-      <w:r>
-        <w:rPr>
-          <w:rStyle w:val="VerbatimChar"/>
-        </w:rPr>
-        <w:t xml:space="preserve">│       ▼                                                       │</w:t>
-      </w:r>
-      <w:r>
-        <w:br/>
-      </w:r>
-      <w:r>
-        <w:rPr>
-          <w:rStyle w:val="VerbatimChar"/>
-        </w:rPr>
-        <w:t xml:space="preserve">│  { ticketId, encryptedPayload, signature, expiresAt }        │</w:t>
-      </w:r>
-      <w:r>
-        <w:br/>
-      </w:r>
-      <w:r>
-        <w:rPr>
-          <w:rStyle w:val="VerbatimChar"/>
-        </w:rPr>
-        <w:t xml:space="preserve">│       │                                                       │</w:t>
-      </w:r>
-      <w:r>
-        <w:br/>
-      </w:r>
-      <w:r>
-        <w:rPr>
-          <w:rStyle w:val="VerbatimChar"/>
-        </w:rPr>
-        <w:t xml:space="preserve">│       │ 2) ticketId를 기관 서비스로 전달 (URL 파라미터)       │</w:t>
-      </w:r>
-      <w:r>
-        <w:br/>
-      </w:r>
-      <w:r>
-        <w:rPr>
-          <w:rStyle w:val="VerbatimChar"/>
-        </w:rPr>
-        <w:t xml:space="preserve">│       ▼                                                       │</w:t>
-      </w:r>
-      <w:r>
-        <w:br/>
-      </w:r>
-      <w:r>
-        <w:rPr>
-          <w:rStyle w:val="VerbatimChar"/>
-        </w:rPr>
-        <w:t xml:space="preserve">│  [기관 서비스]                                                │</w:t>
-      </w:r>
-      <w:r>
-        <w:br/>
-      </w:r>
-      <w:r>
-        <w:rPr>
-          <w:rStyle w:val="VerbatimChar"/>
-        </w:rPr>
-        <w:t xml:space="preserve">│       │                                                       │</w:t>
-      </w:r>
-      <w:r>
-        <w:br/>
-      </w:r>
-      <w:r>
-        <w:rPr>
-          <w:rStyle w:val="VerbatimChar"/>
-        </w:rPr>
-        <w:t xml:space="preserve">│       │ POST /api/v1/handoff/verify                          │</w:t>
-      </w:r>
-      <w:r>
-        <w:br/>
-      </w:r>
-      <w:r>
-        <w:rPr>
-          <w:rStyle w:val="VerbatimChar"/>
-        </w:rPr>
-        <w:t xml:space="preserve">│       │ Headers: X-Agency-Code, X-Agency-Key                 │</w:t>
-      </w:r>
-      <w:r>
-        <w:br/>
-      </w:r>
-      <w:r>
-        <w:rPr>
-          <w:rStyle w:val="VerbatimChar"/>
-        </w:rPr>
-        <w:t xml:space="preserve">│       ▼                                                       │</w:t>
-      </w:r>
-      <w:r>
-        <w:br/>
-      </w:r>
-      <w:r>
-        <w:rPr>
-          <w:rStyle w:val="VerbatimChar"/>
-        </w:rPr>
-        <w:t xml:space="preserve">│  [ido] HandoffController.verify()                            │</w:t>
-      </w:r>
-      <w:r>
-        <w:br/>
-      </w:r>
-      <w:r>
-        <w:rPr>
-          <w:rStyle w:val="VerbatimChar"/>
-        </w:rPr>
-        <w:t xml:space="preserve">│       │                                                       │</w:t>
-      </w:r>
-      <w:r>
-        <w:br/>
-      </w:r>
-      <w:r>
-        <w:rPr>
-          <w:rStyle w:val="VerbatimChar"/>
-        </w:rPr>
-        <w:t xml:space="preserve">│       │ - Ticket 조회 (DB)                                    │</w:t>
-      </w:r>
-      <w:r>
-        <w:br/>
-      </w:r>
-      <w:r>
-        <w:rPr>
-          <w:rStyle w:val="VerbatimChar"/>
-        </w:rPr>
-        <w:t xml:space="preserve">│       │ - 상태 검증 (ISSUED → CONSUMED)                       │</w:t>
-      </w:r>
-      <w:r>
-        <w:br/>
-      </w:r>
-      <w:r>
-        <w:rPr>
-          <w:rStyle w:val="VerbatimChar"/>
-        </w:rPr>
-        <w:t xml:space="preserve">│       │ - 만료 검증                                           │</w:t>
-      </w:r>
-      <w:r>
-        <w:br/>
-      </w:r>
-      <w:r>
-        <w:rPr>
-          <w:rStyle w:val="VerbatimChar"/>
-        </w:rPr>
-        <w:t xml:space="preserve">│       │ - 기관 코드 검증                                      │</w:t>
-      </w:r>
-      <w:r>
-        <w:br/>
-      </w:r>
-      <w:r>
-        <w:rPr>
-          <w:rStyle w:val="VerbatimChar"/>
-        </w:rPr>
-        <w:t xml:space="preserve">│       │ - 1회 소비 처리                                       │</w:t>
-      </w:r>
-      <w:r>
-        <w:br/>
-      </w:r>
-      <w:r>
-        <w:rPr>
-          <w:rStyle w:val="VerbatimChar"/>
-        </w:rPr>
-        <w:t xml:space="preserve">│       ▼                                                       │</w:t>
-      </w:r>
-      <w:r>
-        <w:br/>
-      </w:r>
-      <w:r>
-        <w:rPr>
-          <w:rStyle w:val="VerbatimChar"/>
-        </w:rPr>
-        <w:t xml:space="preserve">│  { qimUserId, authLevel, di, ... } (복호화된 페이로드)        │</w:t>
-      </w:r>
-      <w:r>
-        <w:br/>
-      </w:r>
-      <w:r>
-        <w:rPr>
-          <w:rStyle w:val="VerbatimChar"/>
-        </w:rPr>
-        <w:t xml:space="preserve">│                                                               │</w:t>
-      </w:r>
-      <w:r>
-        <w:br/>
-      </w:r>
-      <w:r>
-        <w:rPr>
-          <w:rStyle w:val="VerbatimChar"/>
-        </w:rPr>
-        <w:t xml:space="preserve">└─────────────────────────────────────────────────────────────┘</w:t>
+        <w:t xml:space="preserve">sequenceDiagram</w:t>
+      </w:r>
+      <w:r>
+        <w:br/>
+      </w:r>
+      <w:r>
+        <w:rPr>
+          <w:rStyle w:val="VerbatimChar"/>
+        </w:rPr>
+        <w:t xml:space="preserve">    actor 사용자</w:t>
+      </w:r>
+      <w:r>
+        <w:br/>
+      </w:r>
+      <w:r>
+        <w:rPr>
+          <w:rStyle w:val="VerbatimChar"/>
+        </w:rPr>
+        <w:t xml:space="preserve">    participant FE as FE (onepass-fe)</w:t>
+      </w:r>
+      <w:r>
+        <w:br/>
+      </w:r>
+      <w:r>
+        <w:rPr>
+          <w:rStyle w:val="VerbatimChar"/>
+        </w:rPr>
+        <w:t xml:space="preserve">    participant IDO as ido (HandoffController)</w:t>
+      </w:r>
+      <w:r>
+        <w:br/>
+      </w:r>
+      <w:r>
+        <w:rPr>
+          <w:rStyle w:val="VerbatimChar"/>
+        </w:rPr>
+        <w:t xml:space="preserve">    participant QIM as q-im</w:t>
+      </w:r>
+      <w:r>
+        <w:br/>
+      </w:r>
+      <w:r>
+        <w:rPr>
+          <w:rStyle w:val="VerbatimChar"/>
+        </w:rPr>
+        <w:t xml:space="preserve">    participant AGC as 기관 서버</w:t>
+      </w:r>
+      <w:r>
+        <w:br/>
+      </w:r>
+      <w:r>
+        <w:br/>
+      </w:r>
+      <w:r>
+        <w:rPr>
+          <w:rStyle w:val="VerbatimChar"/>
+        </w:rPr>
+        <w:t xml:space="preserve">    사용자-&gt;&gt;FE: 기관 서비스 이용 클릭</w:t>
+      </w:r>
+      <w:r>
+        <w:br/>
+      </w:r>
+      <w:r>
+        <w:rPr>
+          <w:rStyle w:val="VerbatimChar"/>
+        </w:rPr>
+        <w:t xml:space="preserve">    FE-&gt;&gt;IDO: POST /api/v1/handoff/issue (Idempotency-Key 포함)</w:t>
+      </w:r>
+      <w:r>
+        <w:br/>
+      </w:r>
+      <w:r>
+        <w:rPr>
+          <w:rStyle w:val="VerbatimChar"/>
+        </w:rPr>
+        <w:t xml:space="preserve">    note over IDO: 기관 검증 → Rate Limiting → Callback URL 화이트리스트\n인증수준 검증 → Q-IM 상태 확인\nAES-256-GCM 암호화 + HMAC-SHA256 서명\nDB 저장 + Kafka 이벤트</w:t>
+      </w:r>
+      <w:r>
+        <w:br/>
+      </w:r>
+      <w:r>
+        <w:rPr>
+          <w:rStyle w:val="VerbatimChar"/>
+        </w:rPr>
+        <w:t xml:space="preserve">    IDO-&gt;&gt;QIM: GET /api/v1/users/{qimUserId}</w:t>
+      </w:r>
+      <w:r>
+        <w:br/>
+      </w:r>
+      <w:r>
+        <w:rPr>
+          <w:rStyle w:val="VerbatimChar"/>
+        </w:rPr>
+        <w:t xml:space="preserve">    QIM--&gt;&gt;IDO: {status: ACTIVE}</w:t>
+      </w:r>
+      <w:r>
+        <w:br/>
+      </w:r>
+      <w:r>
+        <w:rPr>
+          <w:rStyle w:val="VerbatimChar"/>
+        </w:rPr>
+        <w:t xml:space="preserve">    IDO--&gt;&gt;FE: {ticketId, encryptedPayload, signature, expiresAt}</w:t>
+      </w:r>
+      <w:r>
+        <w:br/>
+      </w:r>
+      <w:r>
+        <w:br/>
+      </w:r>
+      <w:r>
+        <w:rPr>
+          <w:rStyle w:val="VerbatimChar"/>
+        </w:rPr>
+        <w:t xml:space="preserve">    FE--&gt;&gt;AGC: ticketId를 URL 파라미터로 전달</w:t>
+      </w:r>
+      <w:r>
+        <w:br/>
+      </w:r>
+      <w:r>
+        <w:rPr>
+          <w:rStyle w:val="VerbatimChar"/>
+        </w:rPr>
+        <w:t xml:space="preserve">    AGC-&gt;&gt;IDO: POST /api/v1/handoff/verify\nX-Agency-Code, X-Agency-Key, {ticketId}</w:t>
+      </w:r>
+      <w:r>
+        <w:br/>
+      </w:r>
+      <w:r>
+        <w:rPr>
+          <w:rStyle w:val="VerbatimChar"/>
+        </w:rPr>
+        <w:t xml:space="preserve">    note over IDO: Ticket 조회 → 상태 검증 (ISSUED→CONSUMED)\n만료 검증 → 기관 코드 검증 → 1회 소비 처리\nAES-GCM 복호화 → DI 생성/조회</w:t>
+      </w:r>
+      <w:r>
+        <w:br/>
+      </w:r>
+      <w:r>
+        <w:rPr>
+          <w:rStyle w:val="VerbatimChar"/>
+        </w:rPr>
+        <w:t xml:space="preserve">    IDO--&gt;&gt;AGC: {qimUserId, authLevel, di, agencyCode, ...}</w:t>
+      </w:r>
+      <w:r>
+        <w:br/>
+      </w:r>
+      <w:r>
+        <w:rPr>
+          <w:rStyle w:val="VerbatimChar"/>
+        </w:rPr>
+        <w:t xml:space="preserve">    AGC--&gt;&gt;사용자: 기관 서비스 제공</w:t>
       </w:r>
     </w:p>
     <w:bookmarkStart w:id="21" w:name="핵심-보안-원칙"/>
@@ -697,7 +536,7 @@
       <w:pPr>
         <w:numPr>
           <w:ilvl w:val="0"/>
-          <w:numId w:val="1002"/>
+          <w:numId w:val="1003"/>
         </w:numPr>
         <w:pStyle w:val="Compact"/>
       </w:pPr>
@@ -716,7 +555,7 @@
       <w:pPr>
         <w:numPr>
           <w:ilvl w:val="0"/>
-          <w:numId w:val="1002"/>
+          <w:numId w:val="1003"/>
         </w:numPr>
         <w:pStyle w:val="Compact"/>
       </w:pPr>
@@ -735,7 +574,7 @@
       <w:pPr>
         <w:numPr>
           <w:ilvl w:val="0"/>
-          <w:numId w:val="1002"/>
+          <w:numId w:val="1003"/>
         </w:numPr>
         <w:pStyle w:val="Compact"/>
       </w:pPr>
@@ -754,7 +593,7 @@
       <w:pPr>
         <w:numPr>
           <w:ilvl w:val="0"/>
-          <w:numId w:val="1002"/>
+          <w:numId w:val="1003"/>
         </w:numPr>
         <w:pStyle w:val="Compact"/>
       </w:pPr>
@@ -773,7 +612,7 @@
       <w:pPr>
         <w:numPr>
           <w:ilvl w:val="0"/>
-          <w:numId w:val="1002"/>
+          <w:numId w:val="1003"/>
         </w:numPr>
         <w:pStyle w:val="Compact"/>
       </w:pPr>
@@ -797,7 +636,7 @@
     </w:p>
     <w:bookmarkEnd w:id="21"/>
     <w:bookmarkEnd w:id="22"/>
-    <w:bookmarkStart w:id="37" w:name="handoff-발급issue-흐름-az"/>
+    <w:bookmarkStart w:id="37" w:name="X0da4fccb148c951a145ef49e9fb3e005fd1797c"/>
     <w:p>
       <w:pPr>
         <w:pStyle w:val="Heading2"/>
@@ -806,7 +645,7 @@
         <w:t xml:space="preserve">2. Handoff 발급(Issue) 흐름 (A→Z)</w:t>
       </w:r>
     </w:p>
-    <w:bookmarkStart w:id="23" w:name="전체-시퀀스"/>
+    <w:bookmarkStart w:id="23" w:name="X3cdc2b62ea2244820dd17923eedfa285113610b"/>
     <w:p>
       <w:pPr>
         <w:pStyle w:val="Heading3"/>
@@ -823,380 +662,227 @@
         <w:rPr>
           <w:rStyle w:val="VerbatimChar"/>
         </w:rPr>
-        <w:t xml:space="preserve">FE(사용자)      ido HandoffCtrl      HandoffServiceImpl      AgencyMetaRepo      q-im(8082)       DB(Ticket)      Kafka</w:t>
-      </w:r>
-      <w:r>
-        <w:br/>
-      </w:r>
-      <w:r>
-        <w:rPr>
-          <w:rStyle w:val="VerbatimChar"/>
-        </w:rPr>
-        <w:t xml:space="preserve">    │                  │                     │                     │                  │               │              │</w:t>
-      </w:r>
-      <w:r>
-        <w:br/>
-      </w:r>
-      <w:r>
-        <w:rPr>
-          <w:rStyle w:val="VerbatimChar"/>
-        </w:rPr>
-        <w:t xml:space="preserve">    │ [A] 기관서비스   │                     │                     │                  │               │              │</w:t>
-      </w:r>
-      <w:r>
-        <w:br/>
-      </w:r>
-      <w:r>
-        <w:rPr>
-          <w:rStyle w:val="VerbatimChar"/>
-        </w:rPr>
-        <w:t xml:space="preserve">    │ 이용 버튼 클릭   │                     │                     │                  │               │              │</w:t>
-      </w:r>
-      <w:r>
-        <w:br/>
-      </w:r>
-      <w:r>
-        <w:rPr>
-          <w:rStyle w:val="VerbatimChar"/>
-        </w:rPr>
-        <w:t xml:space="preserve">    │                  │                     │                     │                  │               │              │</w:t>
-      </w:r>
-      <w:r>
-        <w:br/>
-      </w:r>
-      <w:r>
-        <w:rPr>
-          <w:rStyle w:val="VerbatimChar"/>
-        </w:rPr>
-        <w:t xml:space="preserve">    │ [B] POST /api/v1/│                     │                     │                  │               │              │</w:t>
-      </w:r>
-      <w:r>
-        <w:br/>
-      </w:r>
-      <w:r>
-        <w:rPr>
-          <w:rStyle w:val="VerbatimChar"/>
-        </w:rPr>
-        <w:t xml:space="preserve">    │ handoff/issue    │                     │                     │                  │               │              │</w:t>
-      </w:r>
-      <w:r>
-        <w:br/>
-      </w:r>
-      <w:r>
-        <w:rPr>
-          <w:rStyle w:val="VerbatimChar"/>
-        </w:rPr>
-        <w:t xml:space="preserve">    │ Headers:         │                     │                     │                  │               │              │</w:t>
-      </w:r>
-      <w:r>
-        <w:br/>
-      </w:r>
-      <w:r>
-        <w:rPr>
-          <w:rStyle w:val="VerbatimChar"/>
-        </w:rPr>
-        <w:t xml:space="preserve">    │  Idempotency-Key │                     │                     │                  │               │              │</w:t>
-      </w:r>
-      <w:r>
-        <w:br/>
-      </w:r>
-      <w:r>
-        <w:rPr>
-          <w:rStyle w:val="VerbatimChar"/>
-        </w:rPr>
-        <w:t xml:space="preserve">    │  feSessionId     │                     │                     │                  │               │              │</w:t>
-      </w:r>
-      <w:r>
-        <w:br/>
-      </w:r>
-      <w:r>
-        <w:rPr>
-          <w:rStyle w:val="VerbatimChar"/>
-        </w:rPr>
-        <w:t xml:space="preserve">    │─────────────────&gt;│                     │                     │                  │               │              │</w:t>
-      </w:r>
-      <w:r>
-        <w:br/>
-      </w:r>
-      <w:r>
-        <w:rPr>
-          <w:rStyle w:val="VerbatimChar"/>
-        </w:rPr>
-        <w:t xml:space="preserve">    │                  │ [C] Idempotency-Key │                     │                  │               │              │</w:t>
-      </w:r>
-      <w:r>
-        <w:br/>
-      </w:r>
-      <w:r>
-        <w:rPr>
-          <w:rStyle w:val="VerbatimChar"/>
-        </w:rPr>
-        <w:t xml:space="preserve">    │                  │ 중복 확인(Redis)     │                     │                  │               │              │</w:t>
-      </w:r>
-      <w:r>
-        <w:br/>
-      </w:r>
-      <w:r>
-        <w:rPr>
-          <w:rStyle w:val="VerbatimChar"/>
-        </w:rPr>
-        <w:t xml:space="preserve">    │                  │ feSession 검증      │                     │                  │               │              │</w:t>
-      </w:r>
-      <w:r>
-        <w:br/>
-      </w:r>
-      <w:r>
-        <w:rPr>
-          <w:rStyle w:val="VerbatimChar"/>
-        </w:rPr>
-        <w:t xml:space="preserve">    │                  │─────────────────────&gt;                     │                  │               │              │</w:t>
-      </w:r>
-      <w:r>
-        <w:br/>
-      </w:r>
-      <w:r>
-        <w:rPr>
-          <w:rStyle w:val="VerbatimChar"/>
-        </w:rPr>
-        <w:t xml:space="preserve">    │                  │                     │ [D] 기관 조회       │                  │               │              │</w:t>
-      </w:r>
-      <w:r>
-        <w:br/>
-      </w:r>
-      <w:r>
-        <w:rPr>
-          <w:rStyle w:val="VerbatimChar"/>
-        </w:rPr>
-        <w:t xml:space="preserve">    │                  │                     │─────────────────────&gt;                  │               │              │</w:t>
-      </w:r>
-      <w:r>
-        <w:br/>
-      </w:r>
-      <w:r>
-        <w:rPr>
-          <w:rStyle w:val="VerbatimChar"/>
-        </w:rPr>
-        <w:t xml:space="preserve">    │                  │                     │ AgencyMeta 반환     │                  │               │              │</w:t>
-      </w:r>
-      <w:r>
-        <w:br/>
-      </w:r>
-      <w:r>
-        <w:rPr>
-          <w:rStyle w:val="VerbatimChar"/>
-        </w:rPr>
-        <w:t xml:space="preserve">    │                  │                     │&lt;─────────────────────                  │               │              │</w:t>
-      </w:r>
-      <w:r>
-        <w:br/>
-      </w:r>
-      <w:r>
-        <w:rPr>
-          <w:rStyle w:val="VerbatimChar"/>
-        </w:rPr>
-        <w:t xml:space="preserve">    │                  │                     │ [E] Rate Limiting   │                  │               │              │</w:t>
-      </w:r>
-      <w:r>
-        <w:br/>
-      </w:r>
-      <w:r>
-        <w:rPr>
-          <w:rStyle w:val="VerbatimChar"/>
-        </w:rPr>
-        <w:t xml:space="preserve">    │                  │                     │ 검증(Redis 카운터)   │                  │               │              │</w:t>
-      </w:r>
-      <w:r>
-        <w:br/>
-      </w:r>
-      <w:r>
-        <w:rPr>
-          <w:rStyle w:val="VerbatimChar"/>
-        </w:rPr>
-        <w:t xml:space="preserve">    │                  │                     │ [F] Callback URL    │                  │               │              │</w:t>
-      </w:r>
-      <w:r>
-        <w:br/>
-      </w:r>
-      <w:r>
-        <w:rPr>
-          <w:rStyle w:val="VerbatimChar"/>
-        </w:rPr>
-        <w:t xml:space="preserve">    │                  │                     │ 화이트리스트 검증    │                  │               │              │</w:t>
-      </w:r>
-      <w:r>
-        <w:br/>
-      </w:r>
-      <w:r>
-        <w:rPr>
-          <w:rStyle w:val="VerbatimChar"/>
-        </w:rPr>
-        <w:t xml:space="preserve">    │                  │                     │ [G] 점검시간 차단   │                  │               │              │</w:t>
-      </w:r>
-      <w:r>
-        <w:br/>
-      </w:r>
-      <w:r>
-        <w:rPr>
-          <w:rStyle w:val="VerbatimChar"/>
-        </w:rPr>
-        <w:t xml:space="preserve">    │                  │                     │ [H] 인증수준 검증   │                  │               │              │</w:t>
-      </w:r>
-      <w:r>
-        <w:br/>
-      </w:r>
-      <w:r>
-        <w:rPr>
-          <w:rStyle w:val="VerbatimChar"/>
-        </w:rPr>
-        <w:t xml:space="preserve">    │                  │                     │ [I] Q-IM 상태 확인 │                  │               │              │</w:t>
-      </w:r>
-      <w:r>
-        <w:br/>
-      </w:r>
-      <w:r>
-        <w:rPr>
-          <w:rStyle w:val="VerbatimChar"/>
-        </w:rPr>
-        <w:t xml:space="preserve">    │                  │                     │──────────────────────────────────────&gt;│               │              │</w:t>
-      </w:r>
-      <w:r>
-        <w:br/>
-      </w:r>
-      <w:r>
-        <w:rPr>
-          <w:rStyle w:val="VerbatimChar"/>
-        </w:rPr>
-        <w:t xml:space="preserve">    │                  │                     │ UserStatus 반환     │                  │               │              │</w:t>
-      </w:r>
-      <w:r>
-        <w:br/>
-      </w:r>
-      <w:r>
-        <w:rPr>
-          <w:rStyle w:val="VerbatimChar"/>
-        </w:rPr>
-        <w:t xml:space="preserve">    │                  │                     │&lt;──────────────────────────────────────│               │              │</w:t>
-      </w:r>
-      <w:r>
-        <w:br/>
-      </w:r>
-      <w:r>
-        <w:rPr>
-          <w:rStyle w:val="VerbatimChar"/>
-        </w:rPr>
-        <w:t xml:space="preserve">    │                  │                     │ [J] Ticket 발급     │                  │               │              │</w:t>
-      </w:r>
-      <w:r>
-        <w:br/>
-      </w:r>
-      <w:r>
-        <w:rPr>
-          <w:rStyle w:val="VerbatimChar"/>
-        </w:rPr>
-        <w:t xml:space="preserve">    │                  │                     │ AES-GCM 암호화      │                  │               │              │</w:t>
-      </w:r>
-      <w:r>
-        <w:br/>
-      </w:r>
-      <w:r>
-        <w:rPr>
-          <w:rStyle w:val="VerbatimChar"/>
-        </w:rPr>
-        <w:t xml:space="preserve">    │                  │                     │ HMAC-SHA256 서명    │                  │               │              │</w:t>
-      </w:r>
-      <w:r>
-        <w:br/>
-      </w:r>
-      <w:r>
-        <w:rPr>
-          <w:rStyle w:val="VerbatimChar"/>
-        </w:rPr>
-        <w:t xml:space="preserve">    │                  │                     │ DB 저장             │                  │──────────────&gt;│              │</w:t>
-      </w:r>
-      <w:r>
-        <w:br/>
-      </w:r>
-      <w:r>
-        <w:rPr>
-          <w:rStyle w:val="VerbatimChar"/>
-        </w:rPr>
-        <w:t xml:space="preserve">    │                  │                     │ Kafka 이벤트        │                  │               │──────────────&gt;</w:t>
-      </w:r>
-      <w:r>
-        <w:br/>
-      </w:r>
-      <w:r>
-        <w:rPr>
-          <w:rStyle w:val="VerbatimChar"/>
-        </w:rPr>
-        <w:t xml:space="preserve">    │                  │                     │ Strategy postIssue  │                  │               │              │</w:t>
-      </w:r>
-      <w:r>
-        <w:br/>
-      </w:r>
-      <w:r>
-        <w:rPr>
-          <w:rStyle w:val="VerbatimChar"/>
-        </w:rPr>
-        <w:t xml:space="preserve">    │                  │ [K] 감사 로그        │                     │                  │               │              │</w:t>
-      </w:r>
-      <w:r>
-        <w:br/>
-      </w:r>
-      <w:r>
-        <w:rPr>
-          <w:rStyle w:val="VerbatimChar"/>
-        </w:rPr>
-        <w:t xml:space="preserve">    │ Ticket 응답      │                     │                     │                  │               │              │</w:t>
-      </w:r>
-      <w:r>
-        <w:br/>
-      </w:r>
-      <w:r>
-        <w:rPr>
-          <w:rStyle w:val="VerbatimChar"/>
-        </w:rPr>
-        <w:t xml:space="preserve">    │&lt;─────────────────│                     │                     │                  │               │              │</w:t>
-      </w:r>
-      <w:r>
-        <w:br/>
-      </w:r>
-      <w:r>
-        <w:rPr>
-          <w:rStyle w:val="VerbatimChar"/>
-        </w:rPr>
-        <w:t xml:space="preserve">    │                  │                     │                     │                  │               │              │</w:t>
-      </w:r>
-      <w:r>
-        <w:br/>
-      </w:r>
-      <w:r>
-        <w:rPr>
-          <w:rStyle w:val="VerbatimChar"/>
-        </w:rPr>
-        <w:t xml:space="preserve">    │ [L] ticketId를   │                     │                     │                  │               │              │</w:t>
-      </w:r>
-      <w:r>
-        <w:br/>
-      </w:r>
-      <w:r>
-        <w:rPr>
-          <w:rStyle w:val="VerbatimChar"/>
-        </w:rPr>
-        <w:t xml:space="preserve">    │ 기관 URL에 포함  │                     │                     │                  │               │              │</w:t>
-      </w:r>
-      <w:r>
-        <w:br/>
-      </w:r>
-      <w:r>
-        <w:rPr>
-          <w:rStyle w:val="VerbatimChar"/>
-        </w:rPr>
-        <w:t xml:space="preserve">    │ 하여 이동        │                     │                     │                  │               │              │</w:t>
+        <w:t xml:space="preserve">sequenceDiagram</w:t>
+      </w:r>
+      <w:r>
+        <w:br/>
+      </w:r>
+      <w:r>
+        <w:rPr>
+          <w:rStyle w:val="VerbatimChar"/>
+        </w:rPr>
+        <w:t xml:space="preserve">    actor 사용자</w:t>
+      </w:r>
+      <w:r>
+        <w:br/>
+      </w:r>
+      <w:r>
+        <w:rPr>
+          <w:rStyle w:val="VerbatimChar"/>
+        </w:rPr>
+        <w:t xml:space="preserve">    participant FE as FE (사용자)</w:t>
+      </w:r>
+      <w:r>
+        <w:br/>
+      </w:r>
+      <w:r>
+        <w:rPr>
+          <w:rStyle w:val="VerbatimChar"/>
+        </w:rPr>
+        <w:t xml:space="preserve">    participant IDO_C as ido (HandoffController)</w:t>
+      </w:r>
+      <w:r>
+        <w:br/>
+      </w:r>
+      <w:r>
+        <w:rPr>
+          <w:rStyle w:val="VerbatimChar"/>
+        </w:rPr>
+        <w:t xml:space="preserve">    participant IDO_S as ido (HandoffServiceImpl)</w:t>
+      </w:r>
+      <w:r>
+        <w:br/>
+      </w:r>
+      <w:r>
+        <w:rPr>
+          <w:rStyle w:val="VerbatimChar"/>
+        </w:rPr>
+        <w:t xml:space="preserve">    participant AGM as AgencyMetaRepo</w:t>
+      </w:r>
+      <w:r>
+        <w:br/>
+      </w:r>
+      <w:r>
+        <w:rPr>
+          <w:rStyle w:val="VerbatimChar"/>
+        </w:rPr>
+        <w:t xml:space="preserve">    participant QIM as q-im :8082</w:t>
+      </w:r>
+      <w:r>
+        <w:br/>
+      </w:r>
+      <w:r>
+        <w:rPr>
+          <w:rStyle w:val="VerbatimChar"/>
+        </w:rPr>
+        <w:t xml:space="preserve">    participant DB as DB (handoff_ticket)</w:t>
+      </w:r>
+      <w:r>
+        <w:br/>
+      </w:r>
+      <w:r>
+        <w:rPr>
+          <w:rStyle w:val="VerbatimChar"/>
+        </w:rPr>
+        <w:t xml:space="preserve">    participant KF as Kafka</w:t>
+      </w:r>
+      <w:r>
+        <w:br/>
+      </w:r>
+      <w:r>
+        <w:br/>
+      </w:r>
+      <w:r>
+        <w:rPr>
+          <w:rStyle w:val="VerbatimChar"/>
+        </w:rPr>
+        <w:t xml:space="preserve">    사용자-&gt;&gt;FE: [A] 기관 서비스 이용 버튼 클릭</w:t>
+      </w:r>
+      <w:r>
+        <w:br/>
+      </w:r>
+      <w:r>
+        <w:rPr>
+          <w:rStyle w:val="VerbatimChar"/>
+        </w:rPr>
+        <w:t xml:space="preserve">    FE-&gt;&gt;IDO_C: [B] POST /api/v1/handoff/issue\nHeaders: Idempotency-Key, Cookie: feSessionId</w:t>
+      </w:r>
+      <w:r>
+        <w:br/>
+      </w:r>
+      <w:r>
+        <w:br/>
+      </w:r>
+      <w:r>
+        <w:rPr>
+          <w:rStyle w:val="VerbatimChar"/>
+        </w:rPr>
+        <w:t xml:space="preserve">    IDO_C-&gt;&gt;IDO_S: [C] Idempotency-Key 중복 확인 (Redis)\nfeSession 검증</w:t>
+      </w:r>
+      <w:r>
+        <w:br/>
+      </w:r>
+      <w:r>
+        <w:rPr>
+          <w:rStyle w:val="VerbatimChar"/>
+        </w:rPr>
+        <w:t xml:space="preserve">    IDO_S-&gt;&gt;AGM: [D] 기관 조회 findByCode(agencyCode)</w:t>
+      </w:r>
+      <w:r>
+        <w:br/>
+      </w:r>
+      <w:r>
+        <w:rPr>
+          <w:rStyle w:val="VerbatimChar"/>
+        </w:rPr>
+        <w:t xml:space="preserve">    AGM--&gt;&gt;IDO_S: AgencyMeta {isActive, minAuthLevel, callbackWhitelist, ...}</w:t>
+      </w:r>
+      <w:r>
+        <w:br/>
+      </w:r>
+      <w:r>
+        <w:br/>
+      </w:r>
+      <w:r>
+        <w:rPr>
+          <w:rStyle w:val="VerbatimChar"/>
+        </w:rPr>
+        <w:t xml:space="preserve">    note over IDO_S: [E] Rate Limiting 검증 (Redis 슬라이딩 윈도우)\n[F] Callback URL 화이트리스트 검증\n[G] 점검시간 차단\n[H] 인증수준 검증 (authLevel &gt;= minAuthLevel)</w:t>
+      </w:r>
+      <w:r>
+        <w:br/>
+      </w:r>
+      <w:r>
+        <w:br/>
+      </w:r>
+      <w:r>
+        <w:rPr>
+          <w:rStyle w:val="VerbatimChar"/>
+        </w:rPr>
+        <w:t xml:space="preserve">    IDO_S-&gt;&gt;QIM: [I] GET /api/v1/users/{qimUserId} (상태 확인)</w:t>
+      </w:r>
+      <w:r>
+        <w:br/>
+      </w:r>
+      <w:r>
+        <w:rPr>
+          <w:rStyle w:val="VerbatimChar"/>
+        </w:rPr>
+        <w:t xml:space="preserve">    QIM--&gt;&gt;IDO_S: {status: ACTIVE}</w:t>
+      </w:r>
+      <w:r>
+        <w:br/>
+      </w:r>
+      <w:r>
+        <w:br/>
+      </w:r>
+      <w:r>
+        <w:rPr>
+          <w:rStyle w:val="VerbatimChar"/>
+        </w:rPr>
+        <w:t xml:space="preserve">    note over IDO_S: [J] Ticket 발급\nAES-256-GCM 암호화 (ticketId를 AAD로)\nHMAC-SHA256 서명 (ticketId+agencyCode+encrypted)</w:t>
+      </w:r>
+      <w:r>
+        <w:br/>
+      </w:r>
+      <w:r>
+        <w:rPr>
+          <w:rStyle w:val="VerbatimChar"/>
+        </w:rPr>
+        <w:t xml:space="preserve">    IDO_S-&gt;&gt;DB: INSERT handoff_ticket (state=ISSUED, expiresAt=now+60s)</w:t>
+      </w:r>
+      <w:r>
+        <w:br/>
+      </w:r>
+      <w:r>
+        <w:rPr>
+          <w:rStyle w:val="VerbatimChar"/>
+        </w:rPr>
+        <w:t xml:space="preserve">    IDO_S-&gt;&gt;KF: publishHandoffEvent(TYPE_HANDOFF_ISSUED)</w:t>
+      </w:r>
+      <w:r>
+        <w:br/>
+      </w:r>
+      <w:r>
+        <w:rPr>
+          <w:rStyle w:val="VerbatimChar"/>
+        </w:rPr>
+        <w:t xml:space="preserve">    IDO_S-&gt;&gt;IDO_S: Strategy.postIssue() (BRIDGE/SSO/GATE 사전 처리)</w:t>
+      </w:r>
+      <w:r>
+        <w:br/>
+      </w:r>
+      <w:r>
+        <w:br/>
+      </w:r>
+      <w:r>
+        <w:rPr>
+          <w:rStyle w:val="VerbatimChar"/>
+        </w:rPr>
+        <w:t xml:space="preserve">    IDO_C--&gt;&gt;FE: [K] {ticketId, encryptedPayload, signature, expiresAt}</w:t>
+      </w:r>
+      <w:r>
+        <w:br/>
+      </w:r>
+      <w:r>
+        <w:rPr>
+          <w:rStyle w:val="VerbatimChar"/>
+        </w:rPr>
+        <w:t xml:space="preserve">    FE--&gt;&gt;사용자: [L] ticketId를 기관 URL에 포함하여 이동</w:t>
       </w:r>
     </w:p>
     <w:bookmarkEnd w:id="23"/>
-    <w:bookmarkStart w:id="36" w:name="단계별-상세"/>
+    <w:bookmarkStart w:id="36" w:name="Xdc9e1694dbd49cbc09b994b1f3dec58a589ef15"/>
     <w:p>
       <w:pPr>
         <w:pStyle w:val="Heading3"/>
@@ -3984,7 +3670,7 @@
       </w:r>
     </w:p>
     <w:bookmarkEnd w:id="34"/>
-    <w:bookmarkStart w:id="35" w:name="l-fe-기관-서비스-이동"/>
+    <w:bookmarkStart w:id="35" w:name="l-fe--기관-서비스-이동"/>
     <w:p>
       <w:pPr>
         <w:pStyle w:val="Heading4"/>
@@ -4022,7 +3708,7 @@
     <w:bookmarkEnd w:id="35"/>
     <w:bookmarkEnd w:id="36"/>
     <w:bookmarkEnd w:id="37"/>
-    <w:bookmarkStart w:id="45" w:name="handoff-검증verify-흐름-az"/>
+    <w:bookmarkStart w:id="45" w:name="X33166ceca4cc092bd4b30455a41093666c35d39"/>
     <w:p>
       <w:pPr>
         <w:pStyle w:val="Heading2"/>
@@ -4031,7 +3717,7 @@
         <w:t xml:space="preserve">3. Handoff 검증(Verify) 흐름 (A→Z)</w:t>
       </w:r>
     </w:p>
-    <w:bookmarkStart w:id="38" w:name="전체-흐름"/>
+    <w:bookmarkStart w:id="38" w:name="X4ce4052d986870819f4f8d874cdb4f5e3a60f2c"/>
     <w:p>
       <w:pPr>
         <w:pStyle w:val="Heading3"/>
@@ -4048,362 +3734,218 @@
         <w:rPr>
           <w:rStyle w:val="VerbatimChar"/>
         </w:rPr>
-        <w:t xml:space="preserve">기관 서버                 ido HandoffCtrl          HandoffServiceImpl        DB(Ticket)       Kafka</w:t>
-      </w:r>
-      <w:r>
-        <w:br/>
-      </w:r>
-      <w:r>
-        <w:rPr>
-          <w:rStyle w:val="VerbatimChar"/>
-        </w:rPr>
-        <w:t xml:space="preserve">    │                           │                         │                      │              │</w:t>
-      </w:r>
-      <w:r>
-        <w:br/>
-      </w:r>
-      <w:r>
-        <w:rPr>
-          <w:rStyle w:val="VerbatimChar"/>
-        </w:rPr>
-        <w:t xml:space="preserve">    │ [A] ticketId 수신          │                         │                      │              │</w:t>
-      </w:r>
-      <w:r>
-        <w:br/>
-      </w:r>
-      <w:r>
-        <w:rPr>
-          <w:rStyle w:val="VerbatimChar"/>
-        </w:rPr>
-        <w:t xml:space="preserve">    │ (FE에서 URL로 전달)         │                         │                      │              │</w:t>
-      </w:r>
-      <w:r>
-        <w:br/>
-      </w:r>
-      <w:r>
-        <w:rPr>
-          <w:rStyle w:val="VerbatimChar"/>
-        </w:rPr>
-        <w:t xml:space="preserve">    │                           │                         │                      │              │</w:t>
-      </w:r>
-      <w:r>
-        <w:br/>
-      </w:r>
-      <w:r>
-        <w:rPr>
-          <w:rStyle w:val="VerbatimChar"/>
-        </w:rPr>
-        <w:t xml:space="preserve">    │ [B] POST /api/v1/         │                         │                      │              │</w:t>
-      </w:r>
-      <w:r>
-        <w:br/>
-      </w:r>
-      <w:r>
-        <w:rPr>
-          <w:rStyle w:val="VerbatimChar"/>
-        </w:rPr>
-        <w:t xml:space="preserve">    │ handoff/verify            │                         │                      │              │</w:t>
-      </w:r>
-      <w:r>
-        <w:br/>
-      </w:r>
-      <w:r>
-        <w:rPr>
-          <w:rStyle w:val="VerbatimChar"/>
-        </w:rPr>
-        <w:t xml:space="preserve">    │ Headers:                  │                         │                      │              │</w:t>
-      </w:r>
-      <w:r>
-        <w:br/>
-      </w:r>
-      <w:r>
-        <w:rPr>
-          <w:rStyle w:val="VerbatimChar"/>
-        </w:rPr>
-        <w:t xml:space="preserve">    │  X-Agency-Code: AGENCY_001│                         │                      │              │</w:t>
-      </w:r>
-      <w:r>
-        <w:br/>
-      </w:r>
-      <w:r>
-        <w:rPr>
-          <w:rStyle w:val="VerbatimChar"/>
-        </w:rPr>
-        <w:t xml:space="preserve">    │  X-Agency-Key: {key}      │                         │                      │              │</w:t>
-      </w:r>
-      <w:r>
-        <w:br/>
-      </w:r>
-      <w:r>
-        <w:rPr>
-          <w:rStyle w:val="VerbatimChar"/>
-        </w:rPr>
-        <w:t xml:space="preserve">    │ Body: { "ticketId": "..." }│                         │                      │              │</w:t>
-      </w:r>
-      <w:r>
-        <w:br/>
-      </w:r>
-      <w:r>
-        <w:rPr>
-          <w:rStyle w:val="VerbatimChar"/>
-        </w:rPr>
-        <w:t xml:space="preserve">    │──────────────────────────&gt;│                         │                      │              │</w:t>
-      </w:r>
-      <w:r>
-        <w:br/>
-      </w:r>
-      <w:r>
-        <w:rPr>
-          <w:rStyle w:val="VerbatimChar"/>
-        </w:rPr>
-        <w:t xml:space="preserve">    │                           │ [C] X-Agency-Code +     │                      │              │</w:t>
-      </w:r>
-      <w:r>
-        <w:br/>
-      </w:r>
-      <w:r>
-        <w:rPr>
-          <w:rStyle w:val="VerbatimChar"/>
-        </w:rPr>
-        <w:t xml:space="preserve">    │                           │ X-Agency-Key 검증       │                      │              │</w:t>
-      </w:r>
-      <w:r>
-        <w:br/>
-      </w:r>
-      <w:r>
-        <w:rPr>
-          <w:rStyle w:val="VerbatimChar"/>
-        </w:rPr>
-        <w:t xml:space="preserve">    │                           │─────────────────────────&gt;                      │              │</w:t>
-      </w:r>
-      <w:r>
-        <w:br/>
-      </w:r>
-      <w:r>
-        <w:rPr>
-          <w:rStyle w:val="VerbatimChar"/>
-        </w:rPr>
-        <w:t xml:space="preserve">    │                           │                         │ [D] Ticket 조회      │              │</w:t>
-      </w:r>
-      <w:r>
-        <w:br/>
-      </w:r>
-      <w:r>
-        <w:rPr>
-          <w:rStyle w:val="VerbatimChar"/>
-        </w:rPr>
-        <w:t xml:space="preserve">    │                           │                         │─────────────────────&gt;│              │</w:t>
-      </w:r>
-      <w:r>
-        <w:br/>
-      </w:r>
-      <w:r>
-        <w:rPr>
-          <w:rStyle w:val="VerbatimChar"/>
-        </w:rPr>
-        <w:t xml:space="preserve">    │                           │                         │ Ticket 반환          │              │</w:t>
-      </w:r>
-      <w:r>
-        <w:br/>
-      </w:r>
-      <w:r>
-        <w:rPr>
-          <w:rStyle w:val="VerbatimChar"/>
-        </w:rPr>
-        <w:t xml:space="preserve">    │                           │                         │&lt;─────────────────────│              │</w:t>
-      </w:r>
-      <w:r>
-        <w:br/>
-      </w:r>
-      <w:r>
-        <w:rPr>
-          <w:rStyle w:val="VerbatimChar"/>
-        </w:rPr>
-        <w:t xml:space="preserve">    │                           │                         │ [E] 상태 검증        │              │</w:t>
-      </w:r>
-      <w:r>
-        <w:br/>
-      </w:r>
-      <w:r>
-        <w:rPr>
-          <w:rStyle w:val="VerbatimChar"/>
-        </w:rPr>
-        <w:t xml:space="preserve">    │                           │                         │ CONSUMED 여부        │              │</w:t>
-      </w:r>
-      <w:r>
-        <w:br/>
-      </w:r>
-      <w:r>
-        <w:rPr>
-          <w:rStyle w:val="VerbatimChar"/>
-        </w:rPr>
-        <w:t xml:space="preserve">    │                           │                         │ REVOKED 여부         │              │</w:t>
-      </w:r>
-      <w:r>
-        <w:br/>
-      </w:r>
-      <w:r>
-        <w:rPr>
-          <w:rStyle w:val="VerbatimChar"/>
-        </w:rPr>
-        <w:t xml:space="preserve">    │                           │                         │ 만료(expiresAt) 확인 │              │</w:t>
-      </w:r>
-      <w:r>
-        <w:br/>
-      </w:r>
-      <w:r>
-        <w:rPr>
-          <w:rStyle w:val="VerbatimChar"/>
-        </w:rPr>
-        <w:t xml:space="preserve">    │                           │                         │ agencyCode 일치 확인 │              │</w:t>
-      </w:r>
-      <w:r>
-        <w:br/>
-      </w:r>
-      <w:r>
-        <w:rPr>
-          <w:rStyle w:val="VerbatimChar"/>
-        </w:rPr>
-        <w:t xml:space="preserve">    │                           │                         │ [F] 1회 소비 처리    │              │</w:t>
-      </w:r>
-      <w:r>
-        <w:br/>
-      </w:r>
-      <w:r>
-        <w:rPr>
-          <w:rStyle w:val="VerbatimChar"/>
-        </w:rPr>
-        <w:t xml:space="preserve">    │                           │                         │ ticketRepository     │              │</w:t>
-      </w:r>
-      <w:r>
-        <w:br/>
-      </w:r>
-      <w:r>
-        <w:rPr>
-          <w:rStyle w:val="VerbatimChar"/>
-        </w:rPr>
-        <w:t xml:space="preserve">    │                           │                         │ .consume(ticketId)   │              │</w:t>
-      </w:r>
-      <w:r>
-        <w:br/>
-      </w:r>
-      <w:r>
-        <w:rPr>
-          <w:rStyle w:val="VerbatimChar"/>
-        </w:rPr>
-        <w:t xml:space="preserve">    │                           │                         │─────────────────────&gt;│              │</w:t>
-      </w:r>
-      <w:r>
-        <w:br/>
-      </w:r>
-      <w:r>
-        <w:rPr>
-          <w:rStyle w:val="VerbatimChar"/>
-        </w:rPr>
-        <w:t xml:space="preserve">    │                           │                         │ [G] Kafka 이벤트     │              │</w:t>
-      </w:r>
-      <w:r>
-        <w:br/>
-      </w:r>
-      <w:r>
-        <w:rPr>
-          <w:rStyle w:val="VerbatimChar"/>
-        </w:rPr>
-        <w:t xml:space="preserve">    │                           │                         │──────────────────────────────────────&gt;</w:t>
-      </w:r>
-      <w:r>
-        <w:br/>
-      </w:r>
-      <w:r>
-        <w:rPr>
-          <w:rStyle w:val="VerbatimChar"/>
-        </w:rPr>
-        <w:t xml:space="preserve">    │                           │                         │ [H] Payload 복호화   │              │</w:t>
-      </w:r>
-      <w:r>
-        <w:br/>
-      </w:r>
-      <w:r>
-        <w:rPr>
-          <w:rStyle w:val="VerbatimChar"/>
-        </w:rPr>
-        <w:t xml:space="preserve">    │                           │                         │ AES-GCM 복호화       │              │</w:t>
-      </w:r>
-      <w:r>
-        <w:br/>
-      </w:r>
-      <w:r>
-        <w:rPr>
-          <w:rStyle w:val="VerbatimChar"/>
-        </w:rPr>
-        <w:t xml:space="preserve">    │                           │                         │ DI 생성/조회         │              │</w:t>
-      </w:r>
-      <w:r>
-        <w:br/>
-      </w:r>
-      <w:r>
-        <w:rPr>
-          <w:rStyle w:val="VerbatimChar"/>
-        </w:rPr>
-        <w:t xml:space="preserve">    │                           │ 감사 로그               │                      │              │</w:t>
-      </w:r>
-      <w:r>
-        <w:br/>
-      </w:r>
-      <w:r>
-        <w:rPr>
-          <w:rStyle w:val="VerbatimChar"/>
-        </w:rPr>
-        <w:t xml:space="preserve">    │ {qimUserId, authLevel,    │                         │                      │              │</w:t>
-      </w:r>
-      <w:r>
-        <w:br/>
-      </w:r>
-      <w:r>
-        <w:rPr>
-          <w:rStyle w:val="VerbatimChar"/>
-        </w:rPr>
-        <w:t xml:space="preserve">    │  di, agencyCode, ...}     │                         │                      │              │</w:t>
-      </w:r>
-      <w:r>
-        <w:br/>
-      </w:r>
-      <w:r>
-        <w:rPr>
-          <w:rStyle w:val="VerbatimChar"/>
-        </w:rPr>
-        <w:t xml:space="preserve">    │&lt;──────────────────────────│                         │                      │              │</w:t>
-      </w:r>
-      <w:r>
-        <w:br/>
-      </w:r>
-      <w:r>
-        <w:rPr>
-          <w:rStyle w:val="VerbatimChar"/>
-        </w:rPr>
-        <w:t xml:space="preserve">    │                           │                         │                      │              │</w:t>
-      </w:r>
-      <w:r>
-        <w:br/>
-      </w:r>
-      <w:r>
-        <w:rPr>
-          <w:rStyle w:val="VerbatimChar"/>
-        </w:rPr>
-        <w:t xml:space="preserve">    │ [I] 기관 세션 생성         │                         │                      │              │</w:t>
-      </w:r>
-      <w:r>
-        <w:br/>
-      </w:r>
-      <w:r>
-        <w:rPr>
-          <w:rStyle w:val="VerbatimChar"/>
-        </w:rPr>
-        <w:t xml:space="preserve">    │ 서비스 제공 시작           │                         │                      │              │</w:t>
+        <w:t xml:space="preserve">sequenceDiagram</w:t>
+      </w:r>
+      <w:r>
+        <w:br/>
+      </w:r>
+      <w:r>
+        <w:rPr>
+          <w:rStyle w:val="VerbatimChar"/>
+        </w:rPr>
+        <w:t xml:space="preserve">    participant AGC as 기관 서버</w:t>
+      </w:r>
+      <w:r>
+        <w:br/>
+      </w:r>
+      <w:r>
+        <w:rPr>
+          <w:rStyle w:val="VerbatimChar"/>
+        </w:rPr>
+        <w:t xml:space="preserve">    participant IDO_C as ido (HandoffController)</w:t>
+      </w:r>
+      <w:r>
+        <w:br/>
+      </w:r>
+      <w:r>
+        <w:rPr>
+          <w:rStyle w:val="VerbatimChar"/>
+        </w:rPr>
+        <w:t xml:space="preserve">    participant IDO_S as ido (HandoffServiceImpl)</w:t>
+      </w:r>
+      <w:r>
+        <w:br/>
+      </w:r>
+      <w:r>
+        <w:rPr>
+          <w:rStyle w:val="VerbatimChar"/>
+        </w:rPr>
+        <w:t xml:space="preserve">    participant DB as DB (handoff_ticket)</w:t>
+      </w:r>
+      <w:r>
+        <w:br/>
+      </w:r>
+      <w:r>
+        <w:rPr>
+          <w:rStyle w:val="VerbatimChar"/>
+        </w:rPr>
+        <w:t xml:space="preserve">    participant KF as Kafka</w:t>
+      </w:r>
+      <w:r>
+        <w:br/>
+      </w:r>
+      <w:r>
+        <w:rPr>
+          <w:rStyle w:val="VerbatimChar"/>
+        </w:rPr>
+        <w:t xml:space="preserve">    participant QIM as q-im (DI 조회)</w:t>
+      </w:r>
+      <w:r>
+        <w:br/>
+      </w:r>
+      <w:r>
+        <w:br/>
+      </w:r>
+      <w:r>
+        <w:rPr>
+          <w:rStyle w:val="VerbatimChar"/>
+        </w:rPr>
+        <w:t xml:space="preserve">    AGC-&gt;&gt;AGC: [A] ticketId 수신 (FE에서 URL로 전달)</w:t>
+      </w:r>
+      <w:r>
+        <w:br/>
+      </w:r>
+      <w:r>
+        <w:rPr>
+          <w:rStyle w:val="VerbatimChar"/>
+        </w:rPr>
+        <w:t xml:space="preserve">    AGC-&gt;&gt;IDO_C: [B] POST /api/v1/handoff/verify\nX-Agency-Code: AGENCY_001\nX-Agency-Key: {key}\nBody: {ticketId}</w:t>
+      </w:r>
+      <w:r>
+        <w:br/>
+      </w:r>
+      <w:r>
+        <w:br/>
+      </w:r>
+      <w:r>
+        <w:rPr>
+          <w:rStyle w:val="VerbatimChar"/>
+        </w:rPr>
+        <w:t xml:space="preserve">    note over IDO_C: [C] HandoffAgencyKeyInterceptor\nX-Agency-Code + X-Agency-Key 검증</w:t>
+      </w:r>
+      <w:r>
+        <w:br/>
+      </w:r>
+      <w:r>
+        <w:rPr>
+          <w:rStyle w:val="VerbatimChar"/>
+        </w:rPr>
+        <w:t xml:space="preserve">    IDO_C-&gt;&gt;IDO_S: verify(ticketId, agencyCode)</w:t>
+      </w:r>
+      <w:r>
+        <w:br/>
+      </w:r>
+      <w:r>
+        <w:rPr>
+          <w:rStyle w:val="VerbatimChar"/>
+        </w:rPr>
+        <w:t xml:space="preserve">    IDO_S-&gt;&gt;DB: [D] findById(ticketId)</w:t>
+      </w:r>
+      <w:r>
+        <w:br/>
+      </w:r>
+      <w:r>
+        <w:rPr>
+          <w:rStyle w:val="VerbatimChar"/>
+        </w:rPr>
+        <w:t xml:space="preserve">    DB--&gt;&gt;IDO_S: HandoffTicket</w:t>
+      </w:r>
+      <w:r>
+        <w:br/>
+      </w:r>
+      <w:r>
+        <w:br/>
+      </w:r>
+      <w:r>
+        <w:rPr>
+          <w:rStyle w:val="VerbatimChar"/>
+        </w:rPr>
+        <w:t xml:space="preserve">    note over IDO_S: [E] 상태 검증:\nCONSUMED → Reuse 이벤트 발행 → 예외\nREVOKED → 예외\n만료(expiresAt) → 예외\nagencyCode 불일치 → 예외</w:t>
+      </w:r>
+      <w:r>
+        <w:br/>
+      </w:r>
+      <w:r>
+        <w:br/>
+      </w:r>
+      <w:r>
+        <w:rPr>
+          <w:rStyle w:val="VerbatimChar"/>
+        </w:rPr>
+        <w:t xml:space="preserve">    IDO_S-&gt;&gt;DB: [F] consume(ticketId)\nUPDATE state=CONSUMED, consumedAt=now</w:t>
+      </w:r>
+      <w:r>
+        <w:br/>
+      </w:r>
+      <w:r>
+        <w:rPr>
+          <w:rStyle w:val="VerbatimChar"/>
+        </w:rPr>
+        <w:t xml:space="preserve">    IDO_S-&gt;&gt;KF: [G] publishHandoffEvent(TYPE_HANDOFF_CONSUMED)</w:t>
+      </w:r>
+      <w:r>
+        <w:br/>
+      </w:r>
+      <w:r>
+        <w:br/>
+      </w:r>
+      <w:r>
+        <w:rPr>
+          <w:rStyle w:val="VerbatimChar"/>
+        </w:rPr>
+        <w:t xml:space="preserve">    note over IDO_S: [H] AES-GCM 복호화 (ticketId를 AAD로)\nDI 생성/조회 (Q-IM)</w:t>
+      </w:r>
+      <w:r>
+        <w:br/>
+      </w:r>
+      <w:r>
+        <w:rPr>
+          <w:rStyle w:val="VerbatimChar"/>
+        </w:rPr>
+        <w:t xml:space="preserve">    IDO_S-&gt;&gt;QIM: GET /api/v1/internal/users/{qimUserId}/di?agencyCode=...</w:t>
+      </w:r>
+      <w:r>
+        <w:br/>
+      </w:r>
+      <w:r>
+        <w:rPr>
+          <w:rStyle w:val="VerbatimChar"/>
+        </w:rPr>
+        <w:t xml:space="preserve">    QIM--&gt;&gt;IDO_S: {di} (없으면 HMAC 기반 신규 생성)</w:t>
+      </w:r>
+      <w:r>
+        <w:br/>
+      </w:r>
+      <w:r>
+        <w:br/>
+      </w:r>
+      <w:r>
+        <w:rPr>
+          <w:rStyle w:val="VerbatimChar"/>
+        </w:rPr>
+        <w:t xml:space="preserve">    IDO_S--&gt;&gt;IDO_C: HandoffPayload</w:t>
+      </w:r>
+      <w:r>
+        <w:br/>
+      </w:r>
+      <w:r>
+        <w:rPr>
+          <w:rStyle w:val="VerbatimChar"/>
+        </w:rPr>
+        <w:t xml:space="preserve">    IDO_C--&gt;&gt;AGC: {qimUserId, authLevel, di, agencyCode, authResultId, ...}</w:t>
+      </w:r>
+      <w:r>
+        <w:br/>
+      </w:r>
+      <w:r>
+        <w:rPr>
+          <w:rStyle w:val="VerbatimChar"/>
+        </w:rPr>
+        <w:t xml:space="preserve">    AGC--&gt;&gt;AGC: [I] 기관 세션 생성 → 서비스 제공 시작</w:t>
       </w:r>
     </w:p>
     <w:bookmarkEnd w:id="38"/>
-    <w:bookmarkStart w:id="44" w:name="단계별-상세-1"/>
+    <w:bookmarkStart w:id="44" w:name="Xbe85f5d7b6f89aa66459166f0e0562f4b26786a"/>
     <w:p>
       <w:pPr>
         <w:pStyle w:val="Heading3"/>
@@ -5729,7 +5271,7 @@
     <w:bookmarkEnd w:id="43"/>
     <w:bookmarkEnd w:id="44"/>
     <w:bookmarkEnd w:id="45"/>
-    <w:bookmarkStart w:id="46" w:name="handoff-취소revoke-흐름"/>
+    <w:bookmarkStart w:id="46" w:name="X22d4bb096c93ae79cb81d41128130730841555b"/>
     <w:p>
       <w:pPr>
         <w:pStyle w:val="Heading2"/>
@@ -5862,7 +5404,7 @@
       </w:r>
     </w:p>
     <w:bookmarkEnd w:id="46"/>
-    <w:bookmarkStart w:id="47" w:name="연동-유형별-전략-패턴"/>
+    <w:bookmarkStart w:id="47" w:name="X31c3a644b2a2dc0ae6e0bf76aeb333f837fe5bd"/>
     <w:p>
       <w:pPr>
         <w:pStyle w:val="Heading2"/>
@@ -5903,151 +5445,130 @@
         <w:rPr>
           <w:rStyle w:val="VerbatimChar"/>
         </w:rPr>
-        <w:t xml:space="preserve">DIRECT (기본):</w:t>
-      </w:r>
-      <w:r>
-        <w:br/>
-      </w:r>
-      <w:r>
-        <w:rPr>
-          <w:rStyle w:val="VerbatimChar"/>
-        </w:rPr>
-        <w:t xml:space="preserve">  - 기관이 직접 /verify API 호출</w:t>
-      </w:r>
-      <w:r>
-        <w:br/>
-      </w:r>
-      <w:r>
-        <w:rPr>
-          <w:rStyle w:val="VerbatimChar"/>
-        </w:rPr>
-        <w:t xml:space="preserve">  - postIssue(): 아무 작업 없음</w:t>
-      </w:r>
-      <w:r>
-        <w:br/>
-      </w:r>
-      <w:r>
-        <w:rPr>
-          <w:rStyle w:val="VerbatimChar"/>
-        </w:rPr>
-        <w:t xml:space="preserve">  - 흐름: FE → ticketId 전달 → 기관 서버 → verify 호출</w:t>
-      </w:r>
-      <w:r>
-        <w:br/>
-      </w:r>
-      <w:r>
-        <w:br/>
-      </w:r>
-      <w:r>
-        <w:rPr>
-          <w:rStyle w:val="VerbatimChar"/>
-        </w:rPr>
-        <w:t xml:space="preserve">BRIDGE:</w:t>
-      </w:r>
-      <w:r>
-        <w:br/>
-      </w:r>
-      <w:r>
-        <w:rPr>
-          <w:rStyle w:val="VerbatimChar"/>
-        </w:rPr>
-        <w:t xml:space="preserve">  - 중간 Bridge 서버에 Payload 미리 푸시</w:t>
-      </w:r>
-      <w:r>
-        <w:br/>
-      </w:r>
-      <w:r>
-        <w:rPr>
-          <w:rStyle w:val="VerbatimChar"/>
-        </w:rPr>
-        <w:t xml:space="preserve">  - postIssue(): Bridge 서버에 HTTP POST (payload 사전 전송)</w:t>
-      </w:r>
-      <w:r>
-        <w:br/>
-      </w:r>
-      <w:r>
-        <w:rPr>
-          <w:rStyle w:val="VerbatimChar"/>
-        </w:rPr>
-        <w:t xml:space="preserve">  - 흐름: FE → Bridge URL 이동 → Bridge → 자체 처리</w:t>
-      </w:r>
-      <w:r>
-        <w:br/>
-      </w:r>
-      <w:r>
-        <w:br/>
-      </w:r>
-      <w:r>
-        <w:rPr>
-          <w:rStyle w:val="VerbatimChar"/>
-        </w:rPr>
-        <w:t xml:space="preserve">INTERNAL_SSO:</w:t>
-      </w:r>
-      <w:r>
-        <w:br/>
-      </w:r>
-      <w:r>
-        <w:rPr>
-          <w:rStyle w:val="VerbatimChar"/>
-        </w:rPr>
-        <w:t xml:space="preserve">  - SSO 도메인 쿠키 세션 사전 등록</w:t>
-      </w:r>
-      <w:r>
-        <w:br/>
-      </w:r>
-      <w:r>
-        <w:rPr>
-          <w:rStyle w:val="VerbatimChar"/>
-        </w:rPr>
-        <w:t xml:space="preserve">  - postIssue(): SSO 세션 스토어에 미리 등록</w:t>
-      </w:r>
-      <w:r>
-        <w:br/>
-      </w:r>
-      <w:r>
-        <w:rPr>
-          <w:rStyle w:val="VerbatimChar"/>
-        </w:rPr>
-        <w:t xml:space="preserve">  - 흐름: FE → SSO URL 이동 → 쿠키로 자동 인증</w:t>
-      </w:r>
-      <w:r>
-        <w:br/>
-      </w:r>
-      <w:r>
-        <w:br/>
-      </w:r>
-      <w:r>
-        <w:rPr>
-          <w:rStyle w:val="VerbatimChar"/>
-        </w:rPr>
-        <w:t xml:space="preserve">APACHE_GATE:</w:t>
-      </w:r>
-      <w:r>
-        <w:br/>
-      </w:r>
-      <w:r>
-        <w:rPr>
-          <w:rStyle w:val="VerbatimChar"/>
-        </w:rPr>
-        <w:t xml:space="preserve">  - Apache Gateway 세션 헤더 사전 등록</w:t>
-      </w:r>
-      <w:r>
-        <w:br/>
-      </w:r>
-      <w:r>
-        <w:rPr>
-          <w:rStyle w:val="VerbatimChar"/>
-        </w:rPr>
-        <w:t xml:space="preserve">  - postIssue(): Gateway에 세션 헤더 미리 등록</w:t>
-      </w:r>
-      <w:r>
-        <w:br/>
-      </w:r>
-      <w:r>
-        <w:rPr>
-          <w:rStyle w:val="VerbatimChar"/>
-        </w:rPr>
-        <w:t xml:space="preserve">  - 흐름: FE → Gateway URL 이동 → 헤더로 자동 인증</w:t>
+        <w:t xml:space="preserve">graph TD</w:t>
+      </w:r>
+      <w:r>
+        <w:br/>
+      </w:r>
+      <w:r>
+        <w:rPr>
+          <w:rStyle w:val="VerbatimChar"/>
+        </w:rPr>
+        <w:t xml:space="preserve">    ISSUE([Ticket 발급 완료]) --&gt; STRAT{integrationType}</w:t>
+      </w:r>
+      <w:r>
+        <w:br/>
+      </w:r>
+      <w:r>
+        <w:br/>
+      </w:r>
+      <w:r>
+        <w:rPr>
+          <w:rStyle w:val="VerbatimChar"/>
+        </w:rPr>
+        <w:t xml:space="preserve">    STRAT --&gt;|DIRECT| D_POST["postIssue(): 아무 작업 없음"]</w:t>
+      </w:r>
+      <w:r>
+        <w:br/>
+      </w:r>
+      <w:r>
+        <w:rPr>
+          <w:rStyle w:val="VerbatimChar"/>
+        </w:rPr>
+        <w:t xml:space="preserve">    D_POST --&gt; D_FLOW["FE → ticketId URL 파라미터 전달\n→ 기관 서버 → verify 호출"]</w:t>
+      </w:r>
+      <w:r>
+        <w:br/>
+      </w:r>
+      <w:r>
+        <w:br/>
+      </w:r>
+      <w:r>
+        <w:rPr>
+          <w:rStyle w:val="VerbatimChar"/>
+        </w:rPr>
+        <w:t xml:space="preserve">    STRAT --&gt;|BRIDGE| B_POST["postIssue(): Bridge 서버에 HTTP POST\n(payload 사전 전송)"]</w:t>
+      </w:r>
+      <w:r>
+        <w:br/>
+      </w:r>
+      <w:r>
+        <w:rPr>
+          <w:rStyle w:val="VerbatimChar"/>
+        </w:rPr>
+        <w:t xml:space="preserve">    B_POST --&gt; B_FLOW["FE → Bridge URL 이동\n→ Bridge 자체 처리"]</w:t>
+      </w:r>
+      <w:r>
+        <w:br/>
+      </w:r>
+      <w:r>
+        <w:br/>
+      </w:r>
+      <w:r>
+        <w:rPr>
+          <w:rStyle w:val="VerbatimChar"/>
+        </w:rPr>
+        <w:t xml:space="preserve">    STRAT --&gt;|INTERNAL_SSO| S_POST["postIssue(): SSO 세션 스토어에 미리 등록"]</w:t>
+      </w:r>
+      <w:r>
+        <w:br/>
+      </w:r>
+      <w:r>
+        <w:rPr>
+          <w:rStyle w:val="VerbatimChar"/>
+        </w:rPr>
+        <w:t xml:space="preserve">    S_POST --&gt; S_FLOW["FE → SSO URL 이동\n→ 쿠키로 자동 인증"]</w:t>
+      </w:r>
+      <w:r>
+        <w:br/>
+      </w:r>
+      <w:r>
+        <w:br/>
+      </w:r>
+      <w:r>
+        <w:rPr>
+          <w:rStyle w:val="VerbatimChar"/>
+        </w:rPr>
+        <w:t xml:space="preserve">    STRAT --&gt;|APACHE_GATE| G_POST["postIssue(): Gateway에 세션 헤더 미리 등록"]</w:t>
+      </w:r>
+      <w:r>
+        <w:br/>
+      </w:r>
+      <w:r>
+        <w:rPr>
+          <w:rStyle w:val="VerbatimChar"/>
+        </w:rPr>
+        <w:t xml:space="preserve">    G_POST --&gt; G_FLOW["FE → Gateway URL 이동\n→ 헤더로 자동 인증"]</w:t>
+      </w:r>
+      <w:r>
+        <w:br/>
+      </w:r>
+      <w:r>
+        <w:br/>
+      </w:r>
+      <w:r>
+        <w:rPr>
+          <w:rStyle w:val="VerbatimChar"/>
+        </w:rPr>
+        <w:t xml:space="preserve">    D_FLOW &amp; B_FLOW &amp; S_FLOW &amp; G_FLOW --&gt; FALLBACK{postIssue 실패?}</w:t>
+      </w:r>
+      <w:r>
+        <w:br/>
+      </w:r>
+      <w:r>
+        <w:rPr>
+          <w:rStyle w:val="VerbatimChar"/>
+        </w:rPr>
+        <w:t xml:space="preserve">    FALLBACK --&gt;|YES| FALLBACK_D["Ticket DB 저장은 유지\nDIRECT 방식으로 폴백 가능"]</w:t>
+      </w:r>
+      <w:r>
+        <w:br/>
+      </w:r>
+      <w:r>
+        <w:rPr>
+          <w:rStyle w:val="VerbatimChar"/>
+        </w:rPr>
+        <w:t xml:space="preserve">    FALLBACK --&gt;|NO| DONE([완료])</w:t>
       </w:r>
     </w:p>
     <w:p>
@@ -6106,7 +5627,7 @@
       </w:r>
     </w:p>
     <w:bookmarkEnd w:id="47"/>
-    <w:bookmarkStart w:id="48" w:name="idempotency-key-처리"/>
+    <w:bookmarkStart w:id="48" w:name="Xba5dc7725502b195b42f82c250735de68c9434a"/>
     <w:p>
       <w:pPr>
         <w:pStyle w:val="Heading2"/>
@@ -6245,7 +5766,7 @@
       </w:r>
     </w:p>
     <w:bookmarkEnd w:id="48"/>
-    <w:bookmarkStart w:id="49" w:name="rate-limiting-처리"/>
+    <w:bookmarkStart w:id="49" w:name="X30274e14baffaebe669afcb105765c13b2ead13"/>
     <w:p>
       <w:pPr>
         <w:pStyle w:val="Heading2"/>
@@ -6378,7 +5899,7 @@
       </w:r>
     </w:p>
     <w:bookmarkEnd w:id="49"/>
-    <w:bookmarkStart w:id="50" w:name="보안-메커니즘"/>
+    <w:bookmarkStart w:id="50" w:name="Xbb6c35f2b47a731dab900c3ba45fb7d3614fcf7"/>
     <w:p>
       <w:pPr>
         <w:pStyle w:val="Heading2"/>
@@ -6390,7 +5911,7 @@
     <w:tbl>
       <w:tblPr>
         <w:tblStyle w:val="Table"/>
-        <w:tblW w:type="pct" w:w="5000"/>
+        <w:tblW w:type="auto" w:w="0"/>
         <w:tblLook w:firstRow="1" w:lastRow="0" w:firstColumn="0" w:lastColumn="0" w:noHBand="0" w:noVBand="0" w:val="0020"/>
       </w:tblPr>
       <w:tblGrid>
@@ -6858,7 +6379,7 @@
       </w:r>
     </w:p>
     <w:bookmarkEnd w:id="50"/>
-    <w:bookmarkStart w:id="54" w:name="db-변경-전체-목록"/>
+    <w:bookmarkStart w:id="54" w:name="Xe17eb3882f2b4865d9fd59815a52dcba800455c"/>
     <w:p>
       <w:pPr>
         <w:pStyle w:val="Heading2"/>
@@ -6879,7 +6400,7 @@
     <w:tbl>
       <w:tblPr>
         <w:tblStyle w:val="Table"/>
-        <w:tblW w:type="pct" w:w="5000"/>
+        <w:tblW w:type="auto" w:w="0"/>
         <w:tblLook w:firstRow="1" w:lastRow="0" w:firstColumn="0" w:lastColumn="0" w:noHBand="0" w:noVBand="0" w:val="0020"/>
       </w:tblPr>
       <w:tblGrid>
@@ -6983,7 +6504,7 @@
     <w:tbl>
       <w:tblPr>
         <w:tblStyle w:val="Table"/>
-        <w:tblW w:type="pct" w:w="5000"/>
+        <w:tblW w:type="auto" w:w="0"/>
         <w:tblLook w:firstRow="1" w:lastRow="0" w:firstColumn="0" w:lastColumn="0" w:noHBand="0" w:noVBand="0" w:val="0020"/>
       </w:tblPr>
       <w:tblGrid>
@@ -7128,7 +6649,7 @@
     <w:tbl>
       <w:tblPr>
         <w:tblStyle w:val="Table"/>
-        <w:tblW w:type="pct" w:w="5000"/>
+        <w:tblW w:type="auto" w:w="0"/>
         <w:tblLook w:firstRow="1" w:lastRow="0" w:firstColumn="0" w:lastColumn="0" w:noHBand="0" w:noVBand="0" w:val="0020"/>
       </w:tblPr>
       <w:tblGrid>
@@ -7228,7 +6749,7 @@
     </w:p>
     <w:bookmarkEnd w:id="53"/>
     <w:bookmarkEnd w:id="54"/>
-    <w:bookmarkStart w:id="56" w:name="kafka-이벤트-발행-목록"/>
+    <w:bookmarkStart w:id="56" w:name="X84a3574166fd55bce5dd5aeecb02ed60b934131"/>
     <w:p>
       <w:pPr>
         <w:pStyle w:val="Heading2"/>
@@ -7240,7 +6761,7 @@
     <w:tbl>
       <w:tblPr>
         <w:tblStyle w:val="Table"/>
-        <w:tblW w:type="pct" w:w="5000"/>
+        <w:tblW w:type="auto" w:w="0"/>
         <w:tblLook w:firstRow="1" w:lastRow="0" w:firstColumn="0" w:lastColumn="0" w:noHBand="0" w:noVBand="0" w:val="0020"/>
       </w:tblPr>
       <w:tblGrid>
@@ -7949,7 +7470,7 @@
     </w:p>
     <w:bookmarkEnd w:id="55"/>
     <w:bookmarkEnd w:id="56"/>
-    <w:bookmarkStart w:id="57" w:name="오류-코드-및-처리"/>
+    <w:bookmarkStart w:id="57" w:name="X01b4de65e4d714432498d279658a24a4c6ccc0c"/>
     <w:p>
       <w:pPr>
         <w:pStyle w:val="Heading2"/>
@@ -7961,7 +7482,7 @@
     <w:tbl>
       <w:tblPr>
         <w:tblStyle w:val="Table"/>
-        <w:tblW w:type="pct" w:w="5000"/>
+        <w:tblW w:type="auto" w:w="0"/>
         <w:tblLook w:firstRow="1" w:lastRow="0" w:firstColumn="0" w:lastColumn="0" w:noHBand="0" w:noVBand="0" w:val="0020"/>
       </w:tblPr>
       <w:tblGrid>
@@ -8734,6 +8255,82 @@
       </w:pPr>
     </w:lvl>
   </w:abstractNum>
+  <w:abstractNum w:abstractNumId="991">
+    <w:nsid w:val="A991"/>
+    <w:multiLevelType w:val="multilevel"/>
+    <w:lvl w:ilvl="0">
+      <w:numFmt w:val="bullet"/>
+      <w:lvlText w:val="•"/>
+      <w:lvlJc w:val="left"/>
+      <w:pPr>
+        <w:ind w:left="720" w:hanging="480"/>
+      </w:pPr>
+    </w:lvl>
+    <w:lvl w:ilvl="1">
+      <w:numFmt w:val="bullet"/>
+      <w:lvlText w:val="–"/>
+      <w:lvlJc w:val="left"/>
+      <w:pPr>
+        <w:ind w:left="1440" w:hanging="480"/>
+      </w:pPr>
+    </w:lvl>
+    <w:lvl w:ilvl="2">
+      <w:numFmt w:val="bullet"/>
+      <w:lvlText w:val="•"/>
+      <w:lvlJc w:val="left"/>
+      <w:pPr>
+        <w:ind w:left="2160" w:hanging="480"/>
+      </w:pPr>
+    </w:lvl>
+    <w:lvl w:ilvl="3">
+      <w:numFmt w:val="bullet"/>
+      <w:lvlText w:val="–"/>
+      <w:lvlJc w:val="left"/>
+      <w:pPr>
+        <w:ind w:left="2880" w:hanging="480"/>
+      </w:pPr>
+    </w:lvl>
+    <w:lvl w:ilvl="4">
+      <w:numFmt w:val="bullet"/>
+      <w:lvlText w:val="•"/>
+      <w:lvlJc w:val="left"/>
+      <w:pPr>
+        <w:ind w:left="3600" w:hanging="480"/>
+      </w:pPr>
+    </w:lvl>
+    <w:lvl w:ilvl="5">
+      <w:numFmt w:val="bullet"/>
+      <w:lvlText w:val="–"/>
+      <w:lvlJc w:val="left"/>
+      <w:pPr>
+        <w:ind w:left="4320" w:hanging="480"/>
+      </w:pPr>
+    </w:lvl>
+    <w:lvl w:ilvl="6">
+      <w:numFmt w:val="bullet"/>
+      <w:lvlText w:val="•"/>
+      <w:lvlJc w:val="left"/>
+      <w:pPr>
+        <w:ind w:left="5040" w:hanging="480"/>
+      </w:pPr>
+    </w:lvl>
+    <w:lvl w:ilvl="7">
+      <w:numFmt w:val="bullet"/>
+      <w:lvlText w:val="–"/>
+      <w:lvlJc w:val="left"/>
+      <w:pPr>
+        <w:ind w:left="5760" w:hanging="480"/>
+      </w:pPr>
+    </w:lvl>
+    <w:lvl w:ilvl="8">
+      <w:numFmt w:val="bullet"/>
+      <w:lvlText w:val="•"/>
+      <w:lvlJc w:val="left"/>
+      <w:pPr>
+        <w:ind w:left="6480" w:hanging="480"/>
+      </w:pPr>
+    </w:lvl>
+  </w:abstractNum>
   <w:abstractNum w:abstractNumId="99411">
     <w:nsid w:val="A99411"/>
     <w:multiLevelType w:val="multilevel"/>
@@ -8819,86 +8416,13 @@
       </w:pPr>
     </w:lvl>
   </w:abstractNum>
-  <w:abstractNum w:abstractNumId="991">
-    <w:nsid w:val="A991"/>
-    <w:multiLevelType w:val="multilevel"/>
-    <w:lvl w:ilvl="0">
-      <w:numFmt w:val="bullet"/>
-      <w:lvlText w:val="•"/>
-      <w:lvlJc w:val="left"/>
-      <w:pPr>
-        <w:ind w:left="720" w:hanging="480"/>
-      </w:pPr>
-    </w:lvl>
-    <w:lvl w:ilvl="1">
-      <w:numFmt w:val="bullet"/>
-      <w:lvlText w:val="–"/>
-      <w:lvlJc w:val="left"/>
-      <w:pPr>
-        <w:ind w:left="1440" w:hanging="480"/>
-      </w:pPr>
-    </w:lvl>
-    <w:lvl w:ilvl="2">
-      <w:numFmt w:val="bullet"/>
-      <w:lvlText w:val="•"/>
-      <w:lvlJc w:val="left"/>
-      <w:pPr>
-        <w:ind w:left="2160" w:hanging="480"/>
-      </w:pPr>
-    </w:lvl>
-    <w:lvl w:ilvl="3">
-      <w:numFmt w:val="bullet"/>
-      <w:lvlText w:val="–"/>
-      <w:lvlJc w:val="left"/>
-      <w:pPr>
-        <w:ind w:left="2880" w:hanging="480"/>
-      </w:pPr>
-    </w:lvl>
-    <w:lvl w:ilvl="4">
-      <w:numFmt w:val="bullet"/>
-      <w:lvlText w:val="•"/>
-      <w:lvlJc w:val="left"/>
-      <w:pPr>
-        <w:ind w:left="3600" w:hanging="480"/>
-      </w:pPr>
-    </w:lvl>
-    <w:lvl w:ilvl="5">
-      <w:numFmt w:val="bullet"/>
-      <w:lvlText w:val="–"/>
-      <w:lvlJc w:val="left"/>
-      <w:pPr>
-        <w:ind w:left="4320" w:hanging="480"/>
-      </w:pPr>
-    </w:lvl>
-    <w:lvl w:ilvl="6">
-      <w:numFmt w:val="bullet"/>
-      <w:lvlText w:val="•"/>
-      <w:lvlJc w:val="left"/>
-      <w:pPr>
-        <w:ind w:left="5040" w:hanging="480"/>
-      </w:pPr>
-    </w:lvl>
-    <w:lvl w:ilvl="7">
-      <w:numFmt w:val="bullet"/>
-      <w:lvlText w:val="–"/>
-      <w:lvlJc w:val="left"/>
-      <w:pPr>
-        <w:ind w:left="5760" w:hanging="480"/>
-      </w:pPr>
-    </w:lvl>
-    <w:lvl w:ilvl="8">
-      <w:numFmt w:val="bullet"/>
-      <w:lvlText w:val="•"/>
-      <w:lvlJc w:val="left"/>
-      <w:pPr>
-        <w:ind w:left="6480" w:hanging="480"/>
-      </w:pPr>
-    </w:lvl>
-  </w:abstractNum>
   <w:num w:numId="1000">
     <w:abstractNumId w:val="990"/>
   </w:num>
   <w:num w:numId="1001">
+    <w:abstractNumId w:val="991"/>
+  </w:num>
+  <w:num w:numId="1002">
     <w:abstractNumId w:val="99411"/>
     <w:lvlOverride w:ilvl="0">
       <w:startOverride w:val="1"/>
@@ -8928,7 +8452,7 @@
       <w:startOverride w:val="1"/>
     </w:lvlOverride>
   </w:num>
-  <w:num w:numId="1002">
+  <w:num w:numId="1003">
     <w:abstractNumId w:val="991"/>
   </w:num>
 </w:numbering>
